--- a/Project Library/Reports/Software Quality Plan.docx
+++ b/Project Library/Reports/Software Quality Plan.docx
@@ -2799,18 +2799,24 @@
     <w:p>
       <w:r>
         <w:tab/>
-        <w:t xml:space="preserve">(Release page link in </w:t>
-      </w:r>
-      <w:proofErr w:type="spellStart"/>
-      <w:r>
-        <w:t>github</w:t>
-      </w:r>
-      <w:proofErr w:type="spellEnd"/>
-      <w:r>
-        <w:t>)</w:t>
-      </w:r>
-    </w:p>
-    <w:p/>
+      </w:r>
+      <w:hyperlink r:id="rId5" w:history="1">
+        <w:proofErr w:type="spellStart"/>
+        <w:r>
+          <w:rPr>
+            <w:rStyle w:val="Hyperlink"/>
+          </w:rPr>
+          <w:t>github</w:t>
+        </w:r>
+        <w:proofErr w:type="spellEnd"/>
+        <w:r>
+          <w:rPr>
+            <w:rStyle w:val="Hyperlink"/>
+          </w:rPr>
+          <w:t xml:space="preserve"> Commits</w:t>
+        </w:r>
+      </w:hyperlink>
+    </w:p>
     <w:p/>
     <w:p/>
     <w:p/>
@@ -4264,6 +4270,18 @@
       <w:u w:val="single"/>
     </w:rPr>
   </w:style>
+  <w:style w:type="character" w:styleId="UnresolvedMention">
+    <w:name w:val="Unresolved Mention"/>
+    <w:basedOn w:val="DefaultParagraphFont"/>
+    <w:uiPriority w:val="99"/>
+    <w:semiHidden/>
+    <w:unhideWhenUsed/>
+    <w:rsid w:val="00C329E0"/>
+    <w:rPr>
+      <w:color w:val="605E5C"/>
+      <w:shd w:val="clear" w:color="auto" w:fill="E1DFDD"/>
+    </w:rPr>
+  </w:style>
 </w:styles>
 </file>
 

--- a/Project Library/Reports/Software Quality Plan.docx
+++ b/Project Library/Reports/Software Quality Plan.docx
@@ -2801,19 +2801,11 @@
         <w:tab/>
       </w:r>
       <w:hyperlink r:id="rId5" w:history="1">
-        <w:proofErr w:type="spellStart"/>
         <w:r>
           <w:rPr>
             <w:rStyle w:val="Hyperlink"/>
           </w:rPr>
-          <w:t>github</w:t>
-        </w:r>
-        <w:proofErr w:type="spellEnd"/>
-        <w:r>
-          <w:rPr>
-            <w:rStyle w:val="Hyperlink"/>
-          </w:rPr>
-          <w:t xml:space="preserve"> Commits</w:t>
+          <w:t>github Commits</w:t>
         </w:r>
       </w:hyperlink>
     </w:p>
@@ -2854,6 +2846,53 @@
     </w:p>
     <w:p>
       <w:pPr>
+        <w:rPr>
+          <w:rFonts w:ascii="Times New Roman" w:hAnsi="Times New Roman" w:cs="Times New Roman"/>
+        </w:rPr>
+      </w:pPr>
+      <w:r>
+        <w:rPr>
+          <w:rFonts w:ascii="Times New Roman" w:hAnsi="Times New Roman" w:cs="Times New Roman"/>
+        </w:rPr>
+        <w:tab/>
+      </w:r>
+      <w:r>
+        <w:rPr>
+          <w:rFonts w:ascii="Times New Roman" w:hAnsi="Times New Roman" w:cs="Times New Roman"/>
+        </w:rPr>
+        <w:t>The project is to share family recipes with other family members but not letting other users see the recipes unless allowed to. Have to be able to search share and login to make an account. Needs groups that can be made and can only join by invitation.</w:t>
+      </w:r>
+    </w:p>
+    <w:p>
+      <w:pPr>
+        <w:rPr>
+          <w:rFonts w:ascii="Times New Roman" w:hAnsi="Times New Roman" w:cs="Times New Roman"/>
+        </w:rPr>
+      </w:pPr>
+      <w:r>
+        <w:rPr>
+          <w:rFonts w:ascii="Times New Roman" w:hAnsi="Times New Roman" w:cs="Times New Roman"/>
+        </w:rPr>
+        <w:tab/>
+        <w:t>Some issues may be trying to be unique from other recipe blogs or pages. We have to stand out but security is a top priority. Some people really like their secret recipes and we have to make sure no one else can access them unless allowed to.</w:t>
+      </w:r>
+    </w:p>
+    <w:p>
+      <w:pPr>
+        <w:rPr>
+          <w:rFonts w:ascii="Times New Roman" w:hAnsi="Times New Roman" w:cs="Times New Roman"/>
+        </w:rPr>
+      </w:pPr>
+      <w:r>
+        <w:rPr>
+          <w:rFonts w:ascii="Times New Roman" w:hAnsi="Times New Roman" w:cs="Times New Roman"/>
+        </w:rPr>
+        <w:tab/>
+        <w:t>By Contract this all needs to be accomplished before launch. You have to create an account and log back in later. There needs to be recipes that can be added and removed. There also needs groups that are invite only.</w:t>
+      </w:r>
+    </w:p>
+    <w:p>
+      <w:pPr>
         <w:pStyle w:val="Heading1"/>
       </w:pPr>
       <w:bookmarkStart w:id="2" w:name="_Toc187659637"/>
@@ -2867,6 +2906,45 @@
     </w:p>
     <w:p>
       <w:pPr>
+        <w:rPr>
+          <w:rFonts w:ascii="Times New Roman" w:hAnsi="Times New Roman" w:cs="Times New Roman"/>
+        </w:rPr>
+      </w:pPr>
+      <w:r>
+        <w:rPr>
+          <w:rFonts w:ascii="Times New Roman" w:hAnsi="Times New Roman" w:cs="Times New Roman"/>
+        </w:rPr>
+        <w:t>Security – to keep things from being seen or taken by those not allowed.</w:t>
+      </w:r>
+    </w:p>
+    <w:p>
+      <w:pPr>
+        <w:rPr>
+          <w:rFonts w:ascii="Times New Roman" w:hAnsi="Times New Roman" w:cs="Times New Roman"/>
+        </w:rPr>
+      </w:pPr>
+      <w:r>
+        <w:rPr>
+          <w:rFonts w:ascii="Times New Roman" w:hAnsi="Times New Roman" w:cs="Times New Roman"/>
+        </w:rPr>
+        <w:t>Application – The website that the recipes and user are using</w:t>
+      </w:r>
+    </w:p>
+    <w:p>
+      <w:pPr>
+        <w:rPr>
+          <w:rFonts w:ascii="Times New Roman" w:hAnsi="Times New Roman" w:cs="Times New Roman"/>
+        </w:rPr>
+      </w:pPr>
+      <w:r>
+        <w:rPr>
+          <w:rFonts w:ascii="Times New Roman" w:hAnsi="Times New Roman" w:cs="Times New Roman"/>
+        </w:rPr>
+        <w:t>Access – to have the permission to look or be somewhere.</w:t>
+      </w:r>
+    </w:p>
+    <w:p>
+      <w:pPr>
         <w:pStyle w:val="Heading1"/>
       </w:pPr>
       <w:bookmarkStart w:id="3" w:name="_Toc187659638"/>
@@ -2879,11 +2957,17 @@
       <w:bookmarkEnd w:id="3"/>
     </w:p>
     <w:p>
+      <w:r>
+        <w:t>Contract</w:t>
+      </w:r>
+    </w:p>
+    <w:p>
       <w:pPr>
         <w:pStyle w:val="Heading1"/>
       </w:pPr>
       <w:bookmarkStart w:id="4" w:name="_Toc187659639"/>
       <w:r>
+        <w:lastRenderedPageBreak/>
         <w:t xml:space="preserve">4 </w:t>
       </w:r>
       <w:r>
@@ -3105,53 +3189,53 @@
       </w:pPr>
       <w:bookmarkStart w:id="21" w:name="_Toc187659656"/>
       <w:r>
+        <w:t xml:space="preserve">5.2.4 </w:t>
+      </w:r>
+      <w:r>
+        <w:t>Measure proc</w:t>
+      </w:r>
+      <w:r>
+        <w:t>esses</w:t>
+      </w:r>
+      <w:bookmarkEnd w:id="21"/>
+    </w:p>
+    <w:p>
+      <w:pPr>
+        <w:pStyle w:val="Heading3"/>
+      </w:pPr>
+      <w:bookmarkStart w:id="22" w:name="_Toc187659657"/>
+      <w:r>
+        <w:t>5.2.5 Access staff skill and knowledge</w:t>
+      </w:r>
+      <w:bookmarkEnd w:id="22"/>
+    </w:p>
+    <w:p>
+      <w:pPr>
+        <w:pStyle w:val="Heading1"/>
+      </w:pPr>
+      <w:bookmarkStart w:id="23" w:name="_Toc187659658"/>
+      <w:r>
+        <w:t>6 Additional Considerations</w:t>
+      </w:r>
+      <w:bookmarkEnd w:id="23"/>
+    </w:p>
+    <w:p>
+      <w:pPr>
+        <w:pStyle w:val="Heading2"/>
+      </w:pPr>
+      <w:bookmarkStart w:id="24" w:name="_Toc187659659"/>
+      <w:r>
+        <w:t>6.1 Contract Review</w:t>
+      </w:r>
+      <w:bookmarkEnd w:id="24"/>
+    </w:p>
+    <w:p>
+      <w:pPr>
+        <w:pStyle w:val="Heading2"/>
+      </w:pPr>
+      <w:bookmarkStart w:id="25" w:name="_Toc187659660"/>
+      <w:r>
         <w:lastRenderedPageBreak/>
-        <w:t xml:space="preserve">5.2.4 </w:t>
-      </w:r>
-      <w:r>
-        <w:t>Measure proc</w:t>
-      </w:r>
-      <w:r>
-        <w:t>esses</w:t>
-      </w:r>
-      <w:bookmarkEnd w:id="21"/>
-    </w:p>
-    <w:p>
-      <w:pPr>
-        <w:pStyle w:val="Heading3"/>
-      </w:pPr>
-      <w:bookmarkStart w:id="22" w:name="_Toc187659657"/>
-      <w:r>
-        <w:t>5.2.5 Access staff skill and knowledge</w:t>
-      </w:r>
-      <w:bookmarkEnd w:id="22"/>
-    </w:p>
-    <w:p>
-      <w:pPr>
-        <w:pStyle w:val="Heading1"/>
-      </w:pPr>
-      <w:bookmarkStart w:id="23" w:name="_Toc187659658"/>
-      <w:r>
-        <w:t>6 Additional Considerations</w:t>
-      </w:r>
-      <w:bookmarkEnd w:id="23"/>
-    </w:p>
-    <w:p>
-      <w:pPr>
-        <w:pStyle w:val="Heading2"/>
-      </w:pPr>
-      <w:bookmarkStart w:id="24" w:name="_Toc187659659"/>
-      <w:r>
-        <w:t>6.1 Contract Review</w:t>
-      </w:r>
-      <w:bookmarkEnd w:id="24"/>
-    </w:p>
-    <w:p>
-      <w:pPr>
-        <w:pStyle w:val="Heading2"/>
-      </w:pPr>
-      <w:bookmarkStart w:id="25" w:name="_Toc187659660"/>
-      <w:r>
         <w:t>6.2 Quality Measurement</w:t>
       </w:r>
       <w:bookmarkEnd w:id="25"/>
